--- a/resources/templates/quote.docx
+++ b/resources/templates/quote.docx
@@ -2048,7 +2048,6 @@
         <w:tblCellMar>
           <w:top w:w="52" w:type="dxa"/>
           <w:left w:w="108" w:type="dxa"/>
-          <w:bottom w:w="0" w:type="dxa"/>
           <w:right w:w="115" w:type="dxa"/>
         </w:tblCellMar>
         <w:tblLook w:val="04A0" w:firstRow="1" w:lastRow="0" w:firstColumn="1" w:lastColumn="0" w:noHBand="0" w:noVBand="1"/>
@@ -2213,6 +2212,7 @@
                 <w:b/>
                 <w:color w:val="0070C0"/>
                 <w:sz w:val="22"/>
+                <w:lang w:val="en-US"/>
               </w:rPr>
               <w:t>${</w:t>
             </w:r>
@@ -2223,8 +2223,9 @@
                 <w:b/>
                 <w:color w:val="0070C0"/>
                 <w:sz w:val="22"/>
-              </w:rPr>
-              <w:t>client_</w:t>
+                <w:lang w:val="en-US"/>
+              </w:rPr>
+              <w:t>client_company</w:t>
             </w:r>
             <w:r>
               <w:rPr>
@@ -2232,10 +2233,10 @@
                 <w:b/>
                 <w:color w:val="0070C0"/>
                 <w:sz w:val="22"/>
-              </w:rPr>
-              <w:t>company</w:t>
-            </w:r>
-            <w:proofErr w:type="spellEnd"/>
+                <w:lang w:val="en-US"/>
+              </w:rPr>
+              <w:t>_</w:t>
+            </w:r>
             <w:r>
               <w:rPr>
                 <w:rFonts w:ascii="Arial" w:eastAsia="Arial" w:hAnsi="Arial" w:cs="Arial"/>
@@ -2244,25 +2245,16 @@
                 <w:sz w:val="22"/>
                 <w:lang w:val="en-US"/>
               </w:rPr>
-              <w:t>_</w:t>
-            </w:r>
-            <w:proofErr w:type="spellStart"/>
+              <w:t>name</w:t>
+            </w:r>
+            <w:proofErr w:type="spellEnd"/>
             <w:r>
               <w:rPr>
                 <w:rFonts w:ascii="Arial" w:eastAsia="Arial" w:hAnsi="Arial" w:cs="Arial"/>
                 <w:b/>
                 <w:color w:val="0070C0"/>
                 <w:sz w:val="22"/>
-              </w:rPr>
-              <w:t>name</w:t>
-            </w:r>
-            <w:proofErr w:type="spellEnd"/>
-            <w:r>
-              <w:rPr>
-                <w:rFonts w:ascii="Arial" w:eastAsia="Arial" w:hAnsi="Arial" w:cs="Arial"/>
-                <w:b/>
-                <w:color w:val="0070C0"/>
-                <w:sz w:val="22"/>
+                <w:lang w:val="en-US"/>
               </w:rPr>
               <w:t>}</w:t>
             </w:r>
@@ -2350,26 +2342,23 @@
             <w:pPr>
               <w:spacing w:after="122" w:line="259" w:lineRule="auto"/>
               <w:ind w:left="0" w:firstLine="0"/>
-              <w:rPr>
-                <w:lang w:val="en-US"/>
-              </w:rPr>
             </w:pPr>
+            <w:proofErr w:type="gramStart"/>
             <w:r>
               <w:rPr>
                 <w:rFonts w:ascii="Arial" w:eastAsia="Arial" w:hAnsi="Arial" w:cs="Arial"/>
                 <w:b/>
                 <w:sz w:val="22"/>
-                <w:lang w:val="en-US"/>
               </w:rPr>
               <w:t>Phone:</w:t>
             </w:r>
+            <w:proofErr w:type="gramEnd"/>
             <w:r>
               <w:rPr>
                 <w:rFonts w:ascii="Arial" w:eastAsia="Arial" w:hAnsi="Arial" w:cs="Arial"/>
                 <w:b/>
                 <w:color w:val="0070C0"/>
                 <w:sz w:val="22"/>
-                <w:lang w:val="en-US"/>
               </w:rPr>
               <w:t xml:space="preserve"> +</w:t>
             </w:r>
@@ -2379,7 +2368,6 @@
                 <w:b/>
                 <w:color w:val="0070C0"/>
                 <w:sz w:val="22"/>
-                <w:lang w:val="en-US"/>
               </w:rPr>
               <w:t>${</w:t>
             </w:r>
@@ -2390,38 +2378,25 @@
                 <w:b/>
                 <w:color w:val="0070C0"/>
                 <w:sz w:val="22"/>
-                <w:lang w:val="en-US"/>
-              </w:rPr>
-              <w:t>client_</w:t>
-            </w:r>
+              </w:rPr>
+              <w:t>client_phone</w:t>
+            </w:r>
+            <w:proofErr w:type="spellEnd"/>
             <w:r>
               <w:rPr>
                 <w:rFonts w:ascii="Arial" w:eastAsia="Arial" w:hAnsi="Arial" w:cs="Arial"/>
                 <w:b/>
                 <w:color w:val="0070C0"/>
                 <w:sz w:val="22"/>
-                <w:lang w:val="en-US"/>
-              </w:rPr>
-              <w:t>phone</w:t>
-            </w:r>
-            <w:proofErr w:type="spellEnd"/>
+              </w:rPr>
+              <w:t>}</w:t>
+            </w:r>
             <w:r>
               <w:rPr>
                 <w:rFonts w:ascii="Arial" w:eastAsia="Arial" w:hAnsi="Arial" w:cs="Arial"/>
                 <w:b/>
                 <w:color w:val="0070C0"/>
                 <w:sz w:val="22"/>
-                <w:lang w:val="en-US"/>
-              </w:rPr>
-              <w:t>}</w:t>
-            </w:r>
-            <w:r>
-              <w:rPr>
-                <w:rFonts w:ascii="Arial" w:eastAsia="Arial" w:hAnsi="Arial" w:cs="Arial"/>
-                <w:b/>
-                <w:color w:val="0070C0"/>
-                <w:sz w:val="22"/>
-                <w:lang w:val="en-US"/>
               </w:rPr>
               <w:t xml:space="preserve"> </w:t>
             </w:r>
@@ -2430,19 +2405,26 @@
             <w:pPr>
               <w:spacing w:after="62" w:line="259" w:lineRule="auto"/>
               <w:ind w:left="0" w:firstLine="0"/>
-              <w:rPr>
-                <w:lang w:val="en-US"/>
-              </w:rPr>
             </w:pPr>
+            <w:proofErr w:type="gramStart"/>
             <w:r>
               <w:rPr>
                 <w:rFonts w:ascii="Arial" w:eastAsia="Arial" w:hAnsi="Arial" w:cs="Arial"/>
                 <w:b/>
                 <w:color w:val="404040"/>
                 <w:sz w:val="22"/>
-                <w:lang w:val="en-US"/>
-              </w:rPr>
-              <w:t xml:space="preserve">Email: </w:t>
+              </w:rPr>
+              <w:t>Email:</w:t>
+            </w:r>
+            <w:proofErr w:type="gramEnd"/>
+            <w:r>
+              <w:rPr>
+                <w:rFonts w:ascii="Arial" w:eastAsia="Arial" w:hAnsi="Arial" w:cs="Arial"/>
+                <w:b/>
+                <w:color w:val="404040"/>
+                <w:sz w:val="22"/>
+              </w:rPr>
+              <w:t xml:space="preserve"> </w:t>
             </w:r>
             <w:r>
               <w:rPr>
@@ -2488,7 +2470,6 @@
                 <w:b/>
                 <w:color w:val="5B9BD5"/>
                 <w:sz w:val="22"/>
-                <w:lang w:val="en-US"/>
               </w:rPr>
               <w:t xml:space="preserve"> </w:t>
             </w:r>
@@ -3157,7 +3138,6 @@
         <w:tblCellMar>
           <w:top w:w="48" w:type="dxa"/>
           <w:left w:w="41" w:type="dxa"/>
-          <w:bottom w:w="0" w:type="dxa"/>
           <w:right w:w="30" w:type="dxa"/>
         </w:tblCellMar>
         <w:tblLook w:val="04A0" w:firstRow="1" w:lastRow="0" w:firstColumn="1" w:lastColumn="0" w:noHBand="0" w:noVBand="1"/>
@@ -5873,33 +5853,22 @@
     <w:tbl>
       <w:tblPr>
         <w:tblStyle w:val="TableGrid"/>
-        <w:tblW w:w="10347" w:type="dxa"/>
+        <w:tblW w:w="10436" w:type="dxa"/>
         <w:tblInd w:w="426" w:type="dxa"/>
-        <w:tblCellMar>
-          <w:top w:w="0" w:type="dxa"/>
-          <w:left w:w="0" w:type="dxa"/>
-          <w:bottom w:w="0" w:type="dxa"/>
-          <w:right w:w="0" w:type="dxa"/>
-        </w:tblCellMar>
         <w:tblLook w:val="04A0" w:firstRow="1" w:lastRow="0" w:firstColumn="1" w:lastColumn="0" w:noHBand="0" w:noVBand="1"/>
       </w:tblPr>
       <w:tblGrid>
-        <w:gridCol w:w="3260"/>
-        <w:gridCol w:w="3402"/>
-        <w:gridCol w:w="3685"/>
+        <w:gridCol w:w="3288"/>
+        <w:gridCol w:w="3431"/>
+        <w:gridCol w:w="3717"/>
       </w:tblGrid>
       <w:tr>
-        <w:tblPrEx>
-          <w:tblCellMar>
-            <w:top w:w="0" w:type="dxa"/>
-            <w:left w:w="0" w:type="dxa"/>
-            <w:bottom w:w="0" w:type="dxa"/>
-            <w:right w:w="0" w:type="dxa"/>
-          </w:tblCellMar>
-        </w:tblPrEx>
+        <w:trPr>
+          <w:trHeight w:val="2972"/>
+        </w:trPr>
         <w:tc>
           <w:tcPr>
-            <w:tcW w:w="3260" w:type="dxa"/>
+            <w:tcW w:w="3288" w:type="dxa"/>
           </w:tcPr>
           <w:p>
             <w:pPr>
@@ -6153,7 +6122,7 @@
         </w:tc>
         <w:tc>
           <w:tcPr>
-            <w:tcW w:w="3402" w:type="dxa"/>
+            <w:tcW w:w="3431" w:type="dxa"/>
           </w:tcPr>
           <w:p>
             <w:pPr>
@@ -6304,7 +6273,7 @@
         </w:tc>
         <w:tc>
           <w:tcPr>
-            <w:tcW w:w="3685" w:type="dxa"/>
+            <w:tcW w:w="3717" w:type="dxa"/>
           </w:tcPr>
           <w:p>
             <w:pPr>
@@ -6500,6 +6469,9 @@
     <w:p>
       <w:pPr>
         <w:ind w:left="0" w:firstLine="0"/>
+        <w:rPr>
+          <w:lang w:val="en-US"/>
+        </w:rPr>
       </w:pPr>
     </w:p>
     <w:sectPr>
@@ -7378,6 +7350,7 @@
   <w:style w:type="character" w:default="1" w:styleId="Policepardfaut">
     <w:name w:val="Default Paragraph Font"/>
     <w:uiPriority w:val="1"/>
+    <w:semiHidden/>
     <w:unhideWhenUsed/>
   </w:style>
   <w:style w:type="table" w:default="1" w:styleId="TableauNormal">
